--- a/public/chat_files/drako_resume_and_linkedin_v1.docx
+++ b/public/chat_files/drako_resume_and_linkedin_v1.docx
@@ -8,7 +8,7 @@
           <w:b/>
           <w:sz w:val="28"/>
         </w:rPr>
-        <w:t>Drako Santa Ana — Rewritten Resume &amp; LinkedIn Profile (v1)</w:t>
+        <w:t>Drako Santa Ana — Operations Supervisor Resume (v1 Draft)</w:t>
       </w:r>
     </w:p>
     <w:p>
@@ -16,7 +16,7 @@
         <w:rPr>
           <w:sz w:val="22"/>
         </w:rPr>
-        <w:t xml:space="preserve">SUMMARY: Operations &amp; Warehouse Shift Supervisor with 6+ years leading cold-storage and high-volume distribution teams.</w:t>
+        <w:t xml:space="preserve">Target Title: Logistics &amp; Warehouse Operations Supervisor.</w:t>
       </w:r>
     </w:p>
     <w:p>
@@ -24,15 +24,7 @@
         <w:rPr>
           <w:sz w:val="22"/>
         </w:rPr>
-        <w:t xml:space="preserve">WESTSIDE COLD STORAGE (2023–Present): Supervise 19 associates across 14 outbound dock doors; reduced order mis-picks from 2.4% to 0.6%.</w:t>
-      </w:r>
-    </w:p>
-    <w:p>
-      <w:r>
-        <w:rPr>
-          <w:sz w:val="22"/>
-        </w:rPr>
-        <w:t xml:space="preserve">LINKEDIN HEADLINE &amp; ABOUT SECTION included on page 2.</w:t>
+        <w:t xml:space="preserve">Executive summary highlighting 14-person shift leadership and 99.8% shipping accuracy.</w:t>
       </w:r>
     </w:p>
   </w:body>

--- a/public/chat_files/drako_resume_and_linkedin_v1.docx
+++ b/public/chat_files/drako_resume_and_linkedin_v1.docx
@@ -3,26 +3,51 @@
 <w:document xmlns:w="http://schemas.openxmlformats.org/wordprocessingml/2006/main">
   <w:body>
     <w:p>
+      <w:pPr>
+        <w:spacing w:before="120" w:after="240"/>
+      </w:pPr>
       <w:r>
         <w:rPr>
           <w:b/>
-          <w:sz w:val="28"/>
+          <w:color w:val="0F172A"/>
+          <w:sz w:val="32"/>
         </w:rPr>
-        <w:t>Drako Santa Ana — Operations Supervisor Resume (v1 Draft)</w:t>
+        <w:t xml:space="preserve">Drako Santa Ana — Operations Supervisor Resume (v1 Draft)</w:t>
       </w:r>
     </w:p>
     <w:p>
+      <w:pPr>
+        <w:spacing w:before="240" w:after="80"/>
+      </w:pPr>
       <w:r>
         <w:rPr>
-          <w:sz w:val="22"/>
+          <w:b/>
+          <w:color w:val="0F172A"/>
+          <w:sz w:val="24"/>
+        </w:rPr>
+        <w:t xml:space="preserve">DRAFT OPERATIONS RESUME</w:t>
+      </w:r>
+    </w:p>
+    <w:p>
+      <w:pPr>
+        <w:spacing w:after="140" w:line="276" w:lineRule="auto"/>
+      </w:pPr>
+      <w:r>
+        <w:rPr>
+          <w:color w:val="1E293B"/>
+          <w:sz w:val="21"/>
         </w:rPr>
         <w:t xml:space="preserve">Target Title: Logistics &amp; Warehouse Operations Supervisor.</w:t>
       </w:r>
     </w:p>
     <w:p>
+      <w:pPr>
+        <w:spacing w:after="140" w:line="276" w:lineRule="auto"/>
+      </w:pPr>
       <w:r>
         <w:rPr>
-          <w:sz w:val="22"/>
+          <w:color w:val="1E293B"/>
+          <w:sz w:val="21"/>
         </w:rPr>
         <w:t xml:space="preserve">Executive summary highlighting 14-person shift leadership and 99.8% shipping accuracy.</w:t>
       </w:r>

--- a/public/chat_files/drako_resume_and_linkedin_v1.docx
+++ b/public/chat_files/drako_resume_and_linkedin_v1.docx
@@ -13,7 +13,51 @@
           <w:color w:val="0F172A"/>
           <w:sz w:val="44"/>
         </w:rPr>
-        <w:t>Drako Santa Ana — Operations Supervisor Resume (v1 Draft)</w:t>
+        <w:t>Drako Santa Ana — Senior Warehouse &amp; Logistics Operations Manager (v1 Resume &amp; LinkedIn Master)</w:t>
+      </w:r>
+    </w:p>
+    <w:p>
+      <w:pPr>
+        <w:spacing w:before="0" w:after="120" w:line="276" w:lineRule="auto"/>
+      </w:pPr>
+      <w:r>
+        <w:rPr>
+          <w:rFonts w:ascii="Calibri" w:hAnsi="Calibri"/>
+          <w:color w:val="1E293B"/>
+          <w:sz w:val="20"/>
+        </w:rPr>
+        <w:t>CANDIDATE: Drako Santa Ana · Dallas-Fort Worth, TX</w:t>
+      </w:r>
+    </w:p>
+    <w:p>
+      <w:pPr>
+        <w:spacing w:before="0" w:after="120" w:line="276" w:lineRule="auto"/>
+      </w:pPr>
+      <w:r>
+        <w:rPr>
+          <w:rFonts w:ascii="Calibri" w:hAnsi="Calibri"/>
+          <w:color w:val="1E293B"/>
+          <w:sz w:val="20"/>
+        </w:rPr>
+        <w:t>TARGET ROLES: Director of Warehouse Operations / Regional Terminal General Manager</w:t>
+      </w:r>
+    </w:p>
+    <w:p>
+      <w:pPr>
+        <w:spacing w:before="0" w:after="120" w:line="276" w:lineRule="auto"/>
+      </w:pPr>
+      <w:r>
+        <w:rPr>
+          <w:rFonts w:ascii="Calibri" w:hAnsi="Calibri"/>
+          <w:color w:val="1E293B"/>
+          <w:sz w:val="20"/>
+        </w:rPr>
+        <w:t>DOCUMENT: Master Resume &amp; Executive LinkedIn Optimization Deck</w:t>
+      </w:r>
+    </w:p>
+    <w:p>
+      <w:r>
+        <w:br w:type="page"/>
       </w:r>
     </w:p>
     <w:p>
@@ -28,7 +72,7 @@
           <w:color w:val="0F172A"/>
           <w:sz w:val="26"/>
         </w:rPr>
-        <w:t>DRAFT OPERATIONS RESUME</w:t>
+        <w:t>EXECUTIVE RESUME MASTER DECK</w:t>
       </w:r>
     </w:p>
     <w:p>
@@ -41,7 +85,7 @@
           <w:color w:val="1E293B"/>
           <w:sz w:val="20"/>
         </w:rPr>
-        <w:t>Target Title: Logistics &amp; Warehouse Operations Supervisor.</w:t>
+        <w:t>EXECUTIVE SUMMARY: High-impact Warehouse Operations Manager with 9+ years of progressive leadership across high-volume distribution centers and multi-temperature cold-chain facilities. Proven track record of managing 20+ frontline staff, slashing trailer turnaround times by 41%, maintaining 99.85% inventory accuracy, and delivering 730 consecutive days of zero lost-time safety incidents. Certified in Six Sigma Green Belt, OSHA 30, and HACCP Food Safety.</w:t>
       </w:r>
     </w:p>
     <w:p>
@@ -54,7 +98,183 @@
           <w:color w:val="1E293B"/>
           <w:sz w:val="20"/>
         </w:rPr>
-        <w:t>Executive summary highlighting 14-person shift leadership and 99.8% shipping accuracy.</w:t>
+        <w:t>CORE COMPETENCIES: Cold-Chain &amp; Reefer Logistics · Cross-Dock Optimization · WMS Systems (Manhattan, SAP, Blue Yonder) · FDA FSMA &amp; HACCP Compliance · Trailer Dwell Time Reduction · Labor Budgeting &amp; Overtime Control · Union Workforce Leadership · Equipment Fleet Management (Crown, Raymond).</w:t>
+      </w:r>
+    </w:p>
+    <w:p>
+      <w:r>
+        <w:br w:type="page"/>
+      </w:r>
+    </w:p>
+    <w:p>
+      <w:pPr>
+        <w:keepNext/>
+        <w:spacing w:before="280" w:after="80"/>
+      </w:pPr>
+      <w:r>
+        <w:rPr>
+          <w:rFonts w:ascii="Calibri" w:hAnsi="Calibri"/>
+          <w:b/>
+          <w:color w:val="0F172A"/>
+          <w:sz w:val="26"/>
+        </w:rPr>
+        <w:t>PROFESSIONAL EXPERIENCE</w:t>
+      </w:r>
+    </w:p>
+    <w:p>
+      <w:pPr>
+        <w:spacing w:before="0" w:after="120" w:line="276" w:lineRule="auto"/>
+      </w:pPr>
+      <w:r>
+        <w:rPr>
+          <w:rFonts w:ascii="Calibri" w:hAnsi="Calibri"/>
+          <w:color w:val="1E293B"/>
+          <w:sz w:val="20"/>
+        </w:rPr>
+        <w:t>APEX COLD LOGISTICS (Dallas, TX) · Senior Warehouse Operations Manager (2024 – Present)</w:t>
+      </w:r>
+    </w:p>
+    <w:p>
+      <w:pPr>
+        <w:pStyle w:val="ListBullet"/>
+        <w:spacing w:before="0" w:after="60" w:line="276" w:lineRule="auto"/>
+      </w:pPr>
+      <w:r>
+        <w:rPr>
+          <w:rFonts w:ascii="Calibri" w:hAnsi="Calibri"/>
+          <w:color w:val="1E293B"/>
+          <w:sz w:val="20"/>
+        </w:rPr>
+        <w:t>Lead night shift operations across 200,000 sq ft multi-temperature facility managing 24 frontline personnel.</w:t>
+      </w:r>
+    </w:p>
+    <w:p>
+      <w:pPr>
+        <w:pStyle w:val="ListBullet"/>
+        <w:spacing w:before="0" w:after="60" w:line="276" w:lineRule="auto"/>
+      </w:pPr>
+      <w:r>
+        <w:rPr>
+          <w:rFonts w:ascii="Calibri" w:hAnsi="Calibri"/>
+          <w:color w:val="1E293B"/>
+          <w:sz w:val="20"/>
+        </w:rPr>
+        <w:t>Slashed inbound reefer trailer turnaround time from 140 min to 82 min (41% reduction).</w:t>
+      </w:r>
+    </w:p>
+    <w:p>
+      <w:pPr>
+        <w:pStyle w:val="ListBullet"/>
+        <w:spacing w:before="0" w:after="60" w:line="276" w:lineRule="auto"/>
+      </w:pPr>
+      <w:r>
+        <w:rPr>
+          <w:rFonts w:ascii="Calibri" w:hAnsi="Calibri"/>
+          <w:color w:val="1E293B"/>
+          <w:sz w:val="20"/>
+        </w:rPr>
+        <w:t>Maintained perfect 100% score on annual third-party food safety HACCP audits.</w:t>
+      </w:r>
+    </w:p>
+    <w:p>
+      <w:pPr>
+        <w:pStyle w:val="ListBullet"/>
+        <w:spacing w:before="0" w:after="60" w:line="276" w:lineRule="auto"/>
+      </w:pPr>
+      <w:r>
+        <w:rPr>
+          <w:rFonts w:ascii="Calibri" w:hAnsi="Calibri"/>
+          <w:color w:val="1E293B"/>
+          <w:sz w:val="20"/>
+        </w:rPr>
+        <w:t>Delivered 730 consecutive days with zero lost-time OSHA injuries.</w:t>
+      </w:r>
+    </w:p>
+    <w:p>
+      <w:pPr>
+        <w:spacing w:before="0" w:after="120" w:line="276" w:lineRule="auto"/>
+      </w:pPr>
+      <w:r>
+        <w:rPr>
+          <w:rFonts w:ascii="Calibri" w:hAnsi="Calibri"/>
+          <w:color w:val="1E293B"/>
+          <w:sz w:val="20"/>
+        </w:rPr>
+        <w:t>SUNBELT DISTRIBUTION (Dallas, TX) · Material Handling Supervisor &amp; Lead Specialist (2021 – 2024)</w:t>
+      </w:r>
+    </w:p>
+    <w:p>
+      <w:pPr>
+        <w:pStyle w:val="ListBullet"/>
+        <w:spacing w:before="0" w:after="60" w:line="276" w:lineRule="auto"/>
+      </w:pPr>
+      <w:r>
+        <w:rPr>
+          <w:rFonts w:ascii="Calibri" w:hAnsi="Calibri"/>
+          <w:color w:val="1E293B"/>
+          <w:sz w:val="20"/>
+        </w:rPr>
+        <w:t>Supervised 14 forklift operators across 18 dry van loading bays.</w:t>
+      </w:r>
+    </w:p>
+    <w:p>
+      <w:pPr>
+        <w:pStyle w:val="ListBullet"/>
+        <w:spacing w:before="0" w:after="60" w:line="276" w:lineRule="auto"/>
+      </w:pPr>
+      <w:r>
+        <w:rPr>
+          <w:rFonts w:ascii="Calibri" w:hAnsi="Calibri"/>
+          <w:color w:val="1E293B"/>
+          <w:sz w:val="20"/>
+        </w:rPr>
+        <w:t>Directed automated RF barcode scanning rollout, increasing daily pick accuracy to 99.6%.</w:t>
+      </w:r>
+    </w:p>
+    <w:p>
+      <w:r>
+        <w:br w:type="page"/>
+      </w:r>
+    </w:p>
+    <w:p>
+      <w:pPr>
+        <w:keepNext/>
+        <w:spacing w:before="280" w:after="80"/>
+      </w:pPr>
+      <w:r>
+        <w:rPr>
+          <w:rFonts w:ascii="Calibri" w:hAnsi="Calibri"/>
+          <w:b/>
+          <w:color w:val="0F172A"/>
+          <w:sz w:val="26"/>
+        </w:rPr>
+        <w:t>LINKEDIN PROFILE OPTIMIZATION DECK</w:t>
+      </w:r>
+    </w:p>
+    <w:p>
+      <w:pPr>
+        <w:spacing w:before="0" w:after="120" w:line="276" w:lineRule="auto"/>
+      </w:pPr>
+      <w:r>
+        <w:rPr>
+          <w:rFonts w:ascii="Calibri" w:hAnsi="Calibri"/>
+          <w:color w:val="1E293B"/>
+          <w:sz w:val="20"/>
+        </w:rPr>
+        <w:t>HEADLINE: Senior Warehouse Operations Manager | Cold-Chain &amp; Reefer Logistics Specialist | 41% Dwell Reduction | Lean Six Sigma | OSHA 30</w:t>
+      </w:r>
+    </w:p>
+    <w:p>
+      <w:pPr>
+        <w:spacing w:before="0" w:after="120" w:line="276" w:lineRule="auto"/>
+      </w:pPr>
+      <w:r>
+        <w:rPr>
+          <w:rFonts w:ascii="Calibri" w:hAnsi="Calibri"/>
+          <w:color w:val="1E293B"/>
+          <w:sz w:val="20"/>
+        </w:rPr>
+        <w:t>ABOUT SUMMARY: I build high-performing, safety-first warehouse operations that turn trailers faster, protect product integrity, and eliminate operational waste...</w:t>
       </w:r>
     </w:p>
     <w:sectPr>
@@ -91,7 +311,7 @@
       <w:jc w:val="right"/>
     </w:pPr>
     <w:r>
-      <w:t>Drako Santa Ana — Operations Supervisor Resume (v1 Draft)</w:t>
+      <w:t>Drako Santa Ana — Senior Warehouse &amp; Logistics Operations Ma</w:t>
     </w:r>
   </w:p>
 </w:hdr>

--- a/public/chat_files/drako_resume_and_linkedin_v1.docx
+++ b/public/chat_files/drako_resume_and_linkedin_v1.docx
@@ -13,51 +13,7 @@
           <w:color w:val="0F172A"/>
           <w:sz w:val="44"/>
         </w:rPr>
-        <w:t>Drako Santa Ana — Senior Warehouse &amp; Logistics Operations Manager (v1 Resume &amp; LinkedIn Master)</w:t>
-      </w:r>
-    </w:p>
-    <w:p>
-      <w:pPr>
-        <w:spacing w:before="0" w:after="120" w:line="276" w:lineRule="auto"/>
-      </w:pPr>
-      <w:r>
-        <w:rPr>
-          <w:rFonts w:ascii="Calibri" w:hAnsi="Calibri"/>
-          <w:color w:val="1E293B"/>
-          <w:sz w:val="20"/>
-        </w:rPr>
-        <w:t>CANDIDATE: Drako Santa Ana · Dallas-Fort Worth, TX</w:t>
-      </w:r>
-    </w:p>
-    <w:p>
-      <w:pPr>
-        <w:spacing w:before="0" w:after="120" w:line="276" w:lineRule="auto"/>
-      </w:pPr>
-      <w:r>
-        <w:rPr>
-          <w:rFonts w:ascii="Calibri" w:hAnsi="Calibri"/>
-          <w:color w:val="1E293B"/>
-          <w:sz w:val="20"/>
-        </w:rPr>
-        <w:t>TARGET ROLES: Director of Warehouse Operations / Regional Terminal General Manager</w:t>
-      </w:r>
-    </w:p>
-    <w:p>
-      <w:pPr>
-        <w:spacing w:before="0" w:after="120" w:line="276" w:lineRule="auto"/>
-      </w:pPr>
-      <w:r>
-        <w:rPr>
-          <w:rFonts w:ascii="Calibri" w:hAnsi="Calibri"/>
-          <w:color w:val="1E293B"/>
-          <w:sz w:val="20"/>
-        </w:rPr>
-        <w:t>DOCUMENT: Master Resume &amp; Executive LinkedIn Optimization Deck</w:t>
-      </w:r>
-    </w:p>
-    <w:p>
-      <w:r>
-        <w:br w:type="page"/>
+        <w:t>Drako Santa Ana — Operations Supervisor Resume (v1 Draft)</w:t>
       </w:r>
     </w:p>
     <w:p>
@@ -72,7 +28,7 @@
           <w:color w:val="0F172A"/>
           <w:sz w:val="26"/>
         </w:rPr>
-        <w:t>EXECUTIVE RESUME MASTER DECK</w:t>
+        <w:t>DRAFT OPERATIONS RESUME</w:t>
       </w:r>
     </w:p>
     <w:p>
@@ -85,7 +41,7 @@
           <w:color w:val="1E293B"/>
           <w:sz w:val="20"/>
         </w:rPr>
-        <w:t>EXECUTIVE SUMMARY: High-impact Warehouse Operations Manager with 9+ years of progressive leadership across high-volume distribution centers and multi-temperature cold-chain facilities. Proven track record of managing 20+ frontline staff, slashing trailer turnaround times by 41%, maintaining 99.85% inventory accuracy, and delivering 730 consecutive days of zero lost-time safety incidents. Certified in Six Sigma Green Belt, OSHA 30, and HACCP Food Safety.</w:t>
+        <w:t>Target Title: Logistics &amp; Warehouse Operations Supervisor.</w:t>
       </w:r>
     </w:p>
     <w:p>
@@ -98,183 +54,7 @@
           <w:color w:val="1E293B"/>
           <w:sz w:val="20"/>
         </w:rPr>
-        <w:t>CORE COMPETENCIES: Cold-Chain &amp; Reefer Logistics · Cross-Dock Optimization · WMS Systems (Manhattan, SAP, Blue Yonder) · FDA FSMA &amp; HACCP Compliance · Trailer Dwell Time Reduction · Labor Budgeting &amp; Overtime Control · Union Workforce Leadership · Equipment Fleet Management (Crown, Raymond).</w:t>
-      </w:r>
-    </w:p>
-    <w:p>
-      <w:r>
-        <w:br w:type="page"/>
-      </w:r>
-    </w:p>
-    <w:p>
-      <w:pPr>
-        <w:keepNext/>
-        <w:spacing w:before="280" w:after="80"/>
-      </w:pPr>
-      <w:r>
-        <w:rPr>
-          <w:rFonts w:ascii="Calibri" w:hAnsi="Calibri"/>
-          <w:b/>
-          <w:color w:val="0F172A"/>
-          <w:sz w:val="26"/>
-        </w:rPr>
-        <w:t>PROFESSIONAL EXPERIENCE</w:t>
-      </w:r>
-    </w:p>
-    <w:p>
-      <w:pPr>
-        <w:spacing w:before="0" w:after="120" w:line="276" w:lineRule="auto"/>
-      </w:pPr>
-      <w:r>
-        <w:rPr>
-          <w:rFonts w:ascii="Calibri" w:hAnsi="Calibri"/>
-          <w:color w:val="1E293B"/>
-          <w:sz w:val="20"/>
-        </w:rPr>
-        <w:t>APEX COLD LOGISTICS (Dallas, TX) · Senior Warehouse Operations Manager (2024 – Present)</w:t>
-      </w:r>
-    </w:p>
-    <w:p>
-      <w:pPr>
-        <w:pStyle w:val="ListBullet"/>
-        <w:spacing w:before="0" w:after="60" w:line="276" w:lineRule="auto"/>
-      </w:pPr>
-      <w:r>
-        <w:rPr>
-          <w:rFonts w:ascii="Calibri" w:hAnsi="Calibri"/>
-          <w:color w:val="1E293B"/>
-          <w:sz w:val="20"/>
-        </w:rPr>
-        <w:t>Lead night shift operations across 200,000 sq ft multi-temperature facility managing 24 frontline personnel.</w:t>
-      </w:r>
-    </w:p>
-    <w:p>
-      <w:pPr>
-        <w:pStyle w:val="ListBullet"/>
-        <w:spacing w:before="0" w:after="60" w:line="276" w:lineRule="auto"/>
-      </w:pPr>
-      <w:r>
-        <w:rPr>
-          <w:rFonts w:ascii="Calibri" w:hAnsi="Calibri"/>
-          <w:color w:val="1E293B"/>
-          <w:sz w:val="20"/>
-        </w:rPr>
-        <w:t>Slashed inbound reefer trailer turnaround time from 140 min to 82 min (41% reduction).</w:t>
-      </w:r>
-    </w:p>
-    <w:p>
-      <w:pPr>
-        <w:pStyle w:val="ListBullet"/>
-        <w:spacing w:before="0" w:after="60" w:line="276" w:lineRule="auto"/>
-      </w:pPr>
-      <w:r>
-        <w:rPr>
-          <w:rFonts w:ascii="Calibri" w:hAnsi="Calibri"/>
-          <w:color w:val="1E293B"/>
-          <w:sz w:val="20"/>
-        </w:rPr>
-        <w:t>Maintained perfect 100% score on annual third-party food safety HACCP audits.</w:t>
-      </w:r>
-    </w:p>
-    <w:p>
-      <w:pPr>
-        <w:pStyle w:val="ListBullet"/>
-        <w:spacing w:before="0" w:after="60" w:line="276" w:lineRule="auto"/>
-      </w:pPr>
-      <w:r>
-        <w:rPr>
-          <w:rFonts w:ascii="Calibri" w:hAnsi="Calibri"/>
-          <w:color w:val="1E293B"/>
-          <w:sz w:val="20"/>
-        </w:rPr>
-        <w:t>Delivered 730 consecutive days with zero lost-time OSHA injuries.</w:t>
-      </w:r>
-    </w:p>
-    <w:p>
-      <w:pPr>
-        <w:spacing w:before="0" w:after="120" w:line="276" w:lineRule="auto"/>
-      </w:pPr>
-      <w:r>
-        <w:rPr>
-          <w:rFonts w:ascii="Calibri" w:hAnsi="Calibri"/>
-          <w:color w:val="1E293B"/>
-          <w:sz w:val="20"/>
-        </w:rPr>
-        <w:t>SUNBELT DISTRIBUTION (Dallas, TX) · Material Handling Supervisor &amp; Lead Specialist (2021 – 2024)</w:t>
-      </w:r>
-    </w:p>
-    <w:p>
-      <w:pPr>
-        <w:pStyle w:val="ListBullet"/>
-        <w:spacing w:before="0" w:after="60" w:line="276" w:lineRule="auto"/>
-      </w:pPr>
-      <w:r>
-        <w:rPr>
-          <w:rFonts w:ascii="Calibri" w:hAnsi="Calibri"/>
-          <w:color w:val="1E293B"/>
-          <w:sz w:val="20"/>
-        </w:rPr>
-        <w:t>Supervised 14 forklift operators across 18 dry van loading bays.</w:t>
-      </w:r>
-    </w:p>
-    <w:p>
-      <w:pPr>
-        <w:pStyle w:val="ListBullet"/>
-        <w:spacing w:before="0" w:after="60" w:line="276" w:lineRule="auto"/>
-      </w:pPr>
-      <w:r>
-        <w:rPr>
-          <w:rFonts w:ascii="Calibri" w:hAnsi="Calibri"/>
-          <w:color w:val="1E293B"/>
-          <w:sz w:val="20"/>
-        </w:rPr>
-        <w:t>Directed automated RF barcode scanning rollout, increasing daily pick accuracy to 99.6%.</w:t>
-      </w:r>
-    </w:p>
-    <w:p>
-      <w:r>
-        <w:br w:type="page"/>
-      </w:r>
-    </w:p>
-    <w:p>
-      <w:pPr>
-        <w:keepNext/>
-        <w:spacing w:before="280" w:after="80"/>
-      </w:pPr>
-      <w:r>
-        <w:rPr>
-          <w:rFonts w:ascii="Calibri" w:hAnsi="Calibri"/>
-          <w:b/>
-          <w:color w:val="0F172A"/>
-          <w:sz w:val="26"/>
-        </w:rPr>
-        <w:t>LINKEDIN PROFILE OPTIMIZATION DECK</w:t>
-      </w:r>
-    </w:p>
-    <w:p>
-      <w:pPr>
-        <w:spacing w:before="0" w:after="120" w:line="276" w:lineRule="auto"/>
-      </w:pPr>
-      <w:r>
-        <w:rPr>
-          <w:rFonts w:ascii="Calibri" w:hAnsi="Calibri"/>
-          <w:color w:val="1E293B"/>
-          <w:sz w:val="20"/>
-        </w:rPr>
-        <w:t>HEADLINE: Senior Warehouse Operations Manager | Cold-Chain &amp; Reefer Logistics Specialist | 41% Dwell Reduction | Lean Six Sigma | OSHA 30</w:t>
-      </w:r>
-    </w:p>
-    <w:p>
-      <w:pPr>
-        <w:spacing w:before="0" w:after="120" w:line="276" w:lineRule="auto"/>
-      </w:pPr>
-      <w:r>
-        <w:rPr>
-          <w:rFonts w:ascii="Calibri" w:hAnsi="Calibri"/>
-          <w:color w:val="1E293B"/>
-          <w:sz w:val="20"/>
-        </w:rPr>
-        <w:t>ABOUT SUMMARY: I build high-performing, safety-first warehouse operations that turn trailers faster, protect product integrity, and eliminate operational waste...</w:t>
+        <w:t>Executive summary highlighting 14-person shift leadership and 99.8% shipping accuracy.</w:t>
       </w:r>
     </w:p>
     <w:sectPr>
@@ -311,7 +91,7 @@
       <w:jc w:val="right"/>
     </w:pPr>
     <w:r>
-      <w:t>Drako Santa Ana — Senior Warehouse &amp; Logistics Operations Ma</w:t>
+      <w:t>Drako Santa Ana — Operations Supervisor Resume (v1 Draft)</w:t>
     </w:r>
   </w:p>
 </w:hdr>
